--- a/remate_puerto_lopez/Derecho_de_peticion_ANT_La_Revancha.docx
+++ b/remate_puerto_lopez/Derecho_de_peticion_ANT_La_Revancha.docx
@@ -494,7 +494,7 @@
           <w:sz w:val="22"/>
           <w:szCs w:val="22"/>
         </w:rPr>
-        <w:t xml:space="preserve">Recibiré notificaciones en el correo electrónico [correo], en el teléfono [número] y en la dirección [dirección física].</w:t>
+        <w:t xml:space="preserve">Recibiré respuesta en los correos electrónicos: rubenestradaboterooficial@gmail.com y juan.chavarriagaortiz@outlook.es.</w:t>
       </w:r>
     </w:p>
     <w:p>
